--- a/documentation/user_guides/individual_programs/audio_normalizer/Audio_Normalizer_User_Guide.docx
+++ b/documentation/user_guides/individual_programs/audio_normalizer/Audio_Normalizer_User_Guide.docx
@@ -274,6 +274,34 @@
         <w:rPr>
           <w:b/>
         </w:rPr>
+        <w:t xml:space="preserve">True peak ceiling: </w:t>
+      </w:r>
+      <w:r>
+        <w:t>Choose the loudnorm true-peak ceiling from -6.0 to 0.0 dBTP. The default is -1.5, which is the behaviour earlier versions always used. A ceiling above -1.0 leaves less than 1 dB of headroom, so the app asks before starting a run at that setting because a lossy re-encode can clip.</w:t>
+      </w:r>
+    </w:p>
+    <w:p>
+      <w:pPr>
+        <w:pStyle w:val="ListBullet"/>
+      </w:pPr>
+      <w:r>
+        <w:rPr>
+          <w:b/>
+        </w:rPr>
+        <w:t xml:space="preserve">Loudness range: </w:t>
+      </w:r>
+      <w:r>
+        <w:t>Choose the loudnorm target loudness range from 1 to 20 LU. The default is 11, matching earlier versions.</w:t>
+      </w:r>
+    </w:p>
+    <w:p>
+      <w:pPr>
+        <w:pStyle w:val="ListBullet"/>
+      </w:pPr>
+      <w:r>
+        <w:rPr>
+          <w:b/>
+        </w:rPr>
         <w:t xml:space="preserve">Presets: </w:t>
       </w:r>
       <w:r>
@@ -374,7 +402,7 @@
         <w:t xml:space="preserve">Normalize: </w:t>
       </w:r>
       <w:r>
-        <w:t>Uses FFmpeg's two-pass loudnorm filter with integrated loudness target, -1.5 dB true-peak target, LRA 11, measured input values, and format-specific output codec settings.</w:t>
+        <w:t>Uses FFmpeg's two-pass loudnorm filter with the integrated loudness target, the configured true-peak ceiling (default -1.5 dBTP), the configured loudness range (default 11 LU), measured input values, and format-specific output codec settings. Each normalised file's log line reports the true peak the encode actually achieved, so the ceiling can be checked rather than assumed.</w:t>
       </w:r>
     </w:p>
     <w:p>
@@ -401,7 +429,7 @@
     </w:p>
     <w:p>
       <w:r>
-        <w:t>Processing shows four worker slots, a progress bar, and per-file status lines. Typical statuses include SKIPPED for files within tolerance, DRY RUN with proposed gain, NORMALIZED with applied gain, and ERROR with a readable failure message.</w:t>
+        <w:t>Processing shows one worker slot per logical CPU (at most eight), a progress bar, and per-file status lines. Typical statuses include SKIPPED for files within tolerance, DRY RUN with proposed gain, NORMALIZED with applied gain, and ERROR with a readable failure message.</w:t>
       </w:r>
     </w:p>
     <w:p>
@@ -485,7 +513,7 @@
     </w:p>
     <w:p>
       <w:r>
-        <w:t>The CLI accepts --target-lufs, --tolerance, --mode normalise|lossless, the shared dry-run option, and --json. Target LUFS is validated against the permitted values; tolerance must not be negative. Text output reports processed, skipped, errors, and elapsed time.</w:t>
+        <w:t>The CLI accepts --target-lufs, --tolerance, --tp, --lra, --mode normalise|lossless, the shared dry-run option, and --json. Target LUFS is validated against the permitted values; tolerance must not be negative; --tp must be between -9 and 0 dBTP and --lra between 1 and 20 LU. Text output reports processed, skipped, errors, and elapsed time.</w:t>
       </w:r>
     </w:p>
     <w:p>
